--- a/applications/artemis-customer-success-manager/cover-letter.docx
+++ b/applications/artemis-customer-success-manager/cover-letter.docx
@@ -107,7 +107,7 @@
           <w:b w:val="0"/>
           <w:color w:val="1A1A1A"/>
         </w:rPr>
-        <w:t>At Birdeye I owned a book of 15 to 20 B2B reseller partners and retained all but one (~94%). The way I did it maps closely to your 30% in 30 days target: I watched utilization data for accounts that weren't adopting, and stepped in before a slow start turned into a churn conversation. At Wix I onboarded 25+ clients a month while leading a team of 8 to 20 specialists, hitting 120% of sales and 110% of implementation targets, and helped build a new vertical's processes from proof of concept to a profitable line. At Accelo I built the implementation plans that carried what was promised in the sale into delivery, which is the Sales to CS handoff you describe.</w:t>
+        <w:t>At Birdeye I owned a book of 15 to 20 B2B reseller partners and retained all but one (~94%). The way I did it maps closely to your 30% in 30 days target: I watched utilization data for accounts that weren't adopting, and stepped in before a slow start turned into a churn conversation. At Wix I onboarded 25+ clients a month, where an onboarding only counted once the client's first sale was on the books, while leading a team of 8 to 20 specialists, hitting 120% of sales and 110% of implementation targets, and helped build a new vertical's processes from proof of concept to a profitable line. At Accelo I built the implementation plans that carried what was promised in the sale into delivery, which is the Sales to CS handoff you describe.</w:t>
       </w:r>
     </w:p>
     <w:p>
